--- a/docs/Installing Journal V2.docx
+++ b/docs/Installing Journal V2.docx
@@ -212,12 +212,496 @@
       <w:r>
         <w:t>Settings &gt; App Update &gt; Check for Updates. Download, allow installs from this source if prompted, then Update and Install.</w:t>
       </w:r>
+      <w:r>
+        <w:br/>
+      </w:r>
+      <w:r>
+        <w:br/>
+      </w:r>
+      <w:r>
+        <w:rPr>
+          <w:noProof/>
+        </w:rPr>
+        <w:drawing>
+          <wp:inline distT="0" distB="0" distL="0" distR="0" wp14:anchorId="6CE37119" wp14:editId="53BBC598">
+            <wp:extent cx="3628390" cy="2143125"/>
+            <wp:effectExtent l="0" t="0" r="0" b="9525"/>
+            <wp:docPr id="1756623758" name="Picture 1"/>
+            <wp:cNvGraphicFramePr>
+              <a:graphicFrameLocks xmlns:a="http://schemas.openxmlformats.org/drawingml/2006/main" noChangeAspect="1"/>
+            </wp:cNvGraphicFramePr>
+            <a:graphic xmlns:a="http://schemas.openxmlformats.org/drawingml/2006/main">
+              <a:graphicData uri="http://schemas.openxmlformats.org/drawingml/2006/picture">
+                <pic:pic xmlns:pic="http://schemas.openxmlformats.org/drawingml/2006/picture">
+                  <pic:nvPicPr>
+                    <pic:cNvPr id="0" name="Picture 1"/>
+                    <pic:cNvPicPr>
+                      <a:picLocks noChangeAspect="1" noChangeArrowheads="1"/>
+                    </pic:cNvPicPr>
+                  </pic:nvPicPr>
+                  <pic:blipFill rotWithShape="1">
+                    <a:blip r:embed="rId8">
+                      <a:extLst>
+                        <a:ext uri="{28A0092B-C50C-407E-A947-70E740481C1C}">
+                          <a14:useLocalDpi xmlns:a14="http://schemas.microsoft.com/office/drawing/2010/main" val="0"/>
+                        </a:ext>
+                      </a:extLst>
+                    </a:blip>
+                    <a:srcRect t="73958"/>
+                    <a:stretch>
+                      <a:fillRect/>
+                    </a:stretch>
+                  </pic:blipFill>
+                  <pic:spPr bwMode="auto">
+                    <a:xfrm>
+                      <a:off x="0" y="0"/>
+                      <a:ext cx="3628390" cy="2143125"/>
+                    </a:xfrm>
+                    <a:prstGeom prst="rect">
+                      <a:avLst/>
+                    </a:prstGeom>
+                    <a:noFill/>
+                    <a:ln>
+                      <a:noFill/>
+                    </a:ln>
+                    <a:extLst>
+                      <a:ext uri="{53640926-AAD7-44D8-BBD7-CCE9431645EC}">
+                        <a14:shadowObscured xmlns:a14="http://schemas.microsoft.com/office/drawing/2010/main"/>
+                      </a:ext>
+                    </a:extLst>
+                  </pic:spPr>
+                </pic:pic>
+              </a:graphicData>
+            </a:graphic>
+          </wp:inline>
+        </w:drawing>
+      </w:r>
     </w:p>
     <w:p>
+      <w:r>
+        <w:lastRenderedPageBreak/>
+        <w:t>Click Settings</w:t>
+      </w:r>
+    </w:p>
+    <w:p/>
+    <w:p>
+      <w:r>
+        <w:rPr>
+          <w:noProof/>
+        </w:rPr>
+        <w:drawing>
+          <wp:inline distT="0" distB="0" distL="0" distR="0" wp14:anchorId="0D5F4EA5" wp14:editId="060D2D32">
+            <wp:extent cx="2691934" cy="2438400"/>
+            <wp:effectExtent l="0" t="0" r="0" b="0"/>
+            <wp:docPr id="753322781" name="Picture 2"/>
+            <wp:cNvGraphicFramePr>
+              <a:graphicFrameLocks xmlns:a="http://schemas.openxmlformats.org/drawingml/2006/main" noChangeAspect="1"/>
+            </wp:cNvGraphicFramePr>
+            <a:graphic xmlns:a="http://schemas.openxmlformats.org/drawingml/2006/main">
+              <a:graphicData uri="http://schemas.openxmlformats.org/drawingml/2006/picture">
+                <pic:pic xmlns:pic="http://schemas.openxmlformats.org/drawingml/2006/picture">
+                  <pic:nvPicPr>
+                    <pic:cNvPr id="0" name="Picture 3"/>
+                    <pic:cNvPicPr>
+                      <a:picLocks noChangeAspect="1" noChangeArrowheads="1"/>
+                    </pic:cNvPicPr>
+                  </pic:nvPicPr>
+                  <pic:blipFill>
+                    <a:blip r:embed="rId9">
+                      <a:extLst>
+                        <a:ext uri="{28A0092B-C50C-407E-A947-70E740481C1C}">
+                          <a14:useLocalDpi xmlns:a14="http://schemas.microsoft.com/office/drawing/2010/main" val="0"/>
+                        </a:ext>
+                      </a:extLst>
+                    </a:blip>
+                    <a:srcRect/>
+                    <a:stretch>
+                      <a:fillRect/>
+                    </a:stretch>
+                  </pic:blipFill>
+                  <pic:spPr bwMode="auto">
+                    <a:xfrm>
+                      <a:off x="0" y="0"/>
+                      <a:ext cx="2694599" cy="2440814"/>
+                    </a:xfrm>
+                    <a:prstGeom prst="rect">
+                      <a:avLst/>
+                    </a:prstGeom>
+                    <a:noFill/>
+                    <a:ln>
+                      <a:noFill/>
+                    </a:ln>
+                  </pic:spPr>
+                </pic:pic>
+              </a:graphicData>
+            </a:graphic>
+          </wp:inline>
+        </w:drawing>
+      </w:r>
+    </w:p>
+    <w:p>
+      <w:r>
+        <w:t>Check “Allow from this source”</w:t>
+      </w:r>
+    </w:p>
+    <w:p>
+      <w:r>
+        <w:rPr>
+          <w:noProof/>
+        </w:rPr>
+        <w:drawing>
+          <wp:inline distT="0" distB="0" distL="0" distR="0" wp14:anchorId="5C88F13D" wp14:editId="2E37E3A5">
+            <wp:extent cx="3186688" cy="3971925"/>
+            <wp:effectExtent l="0" t="0" r="0" b="0"/>
+            <wp:docPr id="1875927415" name="Picture 3"/>
+            <wp:cNvGraphicFramePr>
+              <a:graphicFrameLocks xmlns:a="http://schemas.openxmlformats.org/drawingml/2006/main" noChangeAspect="1"/>
+            </wp:cNvGraphicFramePr>
+            <a:graphic xmlns:a="http://schemas.openxmlformats.org/drawingml/2006/main">
+              <a:graphicData uri="http://schemas.openxmlformats.org/drawingml/2006/picture">
+                <pic:pic xmlns:pic="http://schemas.openxmlformats.org/drawingml/2006/picture">
+                  <pic:nvPicPr>
+                    <pic:cNvPr id="0" name="Picture 5"/>
+                    <pic:cNvPicPr>
+                      <a:picLocks noChangeAspect="1" noChangeArrowheads="1"/>
+                    </pic:cNvPicPr>
+                  </pic:nvPicPr>
+                  <pic:blipFill>
+                    <a:blip r:embed="rId10">
+                      <a:extLst>
+                        <a:ext uri="{28A0092B-C50C-407E-A947-70E740481C1C}">
+                          <a14:useLocalDpi xmlns:a14="http://schemas.microsoft.com/office/drawing/2010/main" val="0"/>
+                        </a:ext>
+                      </a:extLst>
+                    </a:blip>
+                    <a:srcRect/>
+                    <a:stretch>
+                      <a:fillRect/>
+                    </a:stretch>
+                  </pic:blipFill>
+                  <pic:spPr bwMode="auto">
+                    <a:xfrm>
+                      <a:off x="0" y="0"/>
+                      <a:ext cx="3190026" cy="3976086"/>
+                    </a:xfrm>
+                    <a:prstGeom prst="rect">
+                      <a:avLst/>
+                    </a:prstGeom>
+                    <a:noFill/>
+                    <a:ln>
+                      <a:noFill/>
+                    </a:ln>
+                  </pic:spPr>
+                </pic:pic>
+              </a:graphicData>
+            </a:graphic>
+          </wp:inline>
+        </w:drawing>
+      </w:r>
+      <w:r>
+        <w:br/>
+      </w:r>
+      <w:r>
+        <w:br/>
+      </w:r>
+    </w:p>
+    <w:p>
+      <w:r>
+        <w:lastRenderedPageBreak/>
+        <w:t>Update App</w:t>
+      </w:r>
+      <w:r>
+        <w:br/>
+      </w:r>
+      <w:r>
+        <w:rPr>
+          <w:lang w:val="en-GB"/>
+        </w:rPr>
+        <w:drawing>
+          <wp:inline distT="0" distB="0" distL="0" distR="0" wp14:anchorId="2DB4DA3D" wp14:editId="3C49D3F3">
+            <wp:extent cx="3486799" cy="2600325"/>
+            <wp:effectExtent l="0" t="0" r="0" b="0"/>
+            <wp:docPr id="170585877" name="Picture 5"/>
+            <wp:cNvGraphicFramePr>
+              <a:graphicFrameLocks xmlns:a="http://schemas.openxmlformats.org/drawingml/2006/main" noChangeAspect="1"/>
+            </wp:cNvGraphicFramePr>
+            <a:graphic xmlns:a="http://schemas.openxmlformats.org/drawingml/2006/main">
+              <a:graphicData uri="http://schemas.openxmlformats.org/drawingml/2006/picture">
+                <pic:pic xmlns:pic="http://schemas.openxmlformats.org/drawingml/2006/picture">
+                  <pic:nvPicPr>
+                    <pic:cNvPr id="0" name="Picture 12"/>
+                    <pic:cNvPicPr>
+                      <a:picLocks noChangeAspect="1" noChangeArrowheads="1"/>
+                    </pic:cNvPicPr>
+                  </pic:nvPicPr>
+                  <pic:blipFill>
+                    <a:blip r:embed="rId11">
+                      <a:extLst>
+                        <a:ext uri="{28A0092B-C50C-407E-A947-70E740481C1C}">
+                          <a14:useLocalDpi xmlns:a14="http://schemas.microsoft.com/office/drawing/2010/main" val="0"/>
+                        </a:ext>
+                      </a:extLst>
+                    </a:blip>
+                    <a:srcRect/>
+                    <a:stretch>
+                      <a:fillRect/>
+                    </a:stretch>
+                  </pic:blipFill>
+                  <pic:spPr bwMode="auto">
+                    <a:xfrm>
+                      <a:off x="0" y="0"/>
+                      <a:ext cx="3487432" cy="2600797"/>
+                    </a:xfrm>
+                    <a:prstGeom prst="rect">
+                      <a:avLst/>
+                    </a:prstGeom>
+                    <a:noFill/>
+                    <a:ln>
+                      <a:noFill/>
+                    </a:ln>
+                  </pic:spPr>
+                </pic:pic>
+              </a:graphicData>
+            </a:graphic>
+          </wp:inline>
+        </w:drawing>
+      </w:r>
+    </w:p>
+    <w:p>
+      <w:pPr>
+        <w:rPr>
+          <w:lang w:val="en-GB"/>
+        </w:rPr>
+      </w:pPr>
+      <w:r>
+        <w:t>Scan App</w:t>
+      </w:r>
+    </w:p>
+    <w:p>
+      <w:pPr>
+        <w:rPr>
+          <w:lang w:val="en-GB"/>
+        </w:rPr>
+      </w:pPr>
+      <w:r>
+        <w:rPr>
+          <w:lang w:val="en-GB"/>
+        </w:rPr>
+        <w:drawing>
+          <wp:inline distT="0" distB="0" distL="0" distR="0" wp14:anchorId="7FEE93C8" wp14:editId="609F226F">
+            <wp:extent cx="3209944" cy="4362450"/>
+            <wp:effectExtent l="0" t="0" r="9525" b="0"/>
+            <wp:docPr id="190635985" name="Picture 7"/>
+            <wp:cNvGraphicFramePr>
+              <a:graphicFrameLocks xmlns:a="http://schemas.openxmlformats.org/drawingml/2006/main" noChangeAspect="1"/>
+            </wp:cNvGraphicFramePr>
+            <a:graphic xmlns:a="http://schemas.openxmlformats.org/drawingml/2006/main">
+              <a:graphicData uri="http://schemas.openxmlformats.org/drawingml/2006/picture">
+                <pic:pic xmlns:pic="http://schemas.openxmlformats.org/drawingml/2006/picture">
+                  <pic:nvPicPr>
+                    <pic:cNvPr id="0" name="Picture 19"/>
+                    <pic:cNvPicPr>
+                      <a:picLocks noChangeAspect="1" noChangeArrowheads="1"/>
+                    </pic:cNvPicPr>
+                  </pic:nvPicPr>
+                  <pic:blipFill>
+                    <a:blip r:embed="rId12">
+                      <a:extLst>
+                        <a:ext uri="{28A0092B-C50C-407E-A947-70E740481C1C}">
+                          <a14:useLocalDpi xmlns:a14="http://schemas.microsoft.com/office/drawing/2010/main" val="0"/>
+                        </a:ext>
+                      </a:extLst>
+                    </a:blip>
+                    <a:srcRect/>
+                    <a:stretch>
+                      <a:fillRect/>
+                    </a:stretch>
+                  </pic:blipFill>
+                  <pic:spPr bwMode="auto">
+                    <a:xfrm>
+                      <a:off x="0" y="0"/>
+                      <a:ext cx="3214593" cy="4368768"/>
+                    </a:xfrm>
+                    <a:prstGeom prst="rect">
+                      <a:avLst/>
+                    </a:prstGeom>
+                    <a:noFill/>
+                    <a:ln>
+                      <a:noFill/>
+                    </a:ln>
+                  </pic:spPr>
+                </pic:pic>
+              </a:graphicData>
+            </a:graphic>
+          </wp:inline>
+        </w:drawing>
+      </w:r>
+    </w:p>
+    <w:p>
+      <w:pPr>
+        <w:rPr>
+          <w:lang w:val="en-GB"/>
+        </w:rPr>
+      </w:pPr>
+    </w:p>
+    <w:p>
+      <w:pPr>
+        <w:rPr>
+          <w:lang w:val="en-GB"/>
+        </w:rPr>
+      </w:pPr>
+      <w:r>
+        <w:rPr>
+          <w:lang w:val="en-GB"/>
+        </w:rPr>
+        <w:lastRenderedPageBreak/>
+        <w:t>Install</w:t>
+      </w:r>
+    </w:p>
+    <w:p>
+      <w:pPr>
+        <w:rPr>
+          <w:lang w:val="en-GB"/>
+        </w:rPr>
+      </w:pPr>
+      <w:r>
+        <w:rPr>
+          <w:lang w:val="en-GB"/>
+        </w:rPr>
+        <w:drawing>
+          <wp:inline distT="0" distB="0" distL="0" distR="0" wp14:anchorId="38680A1E" wp14:editId="081A39DF">
+            <wp:extent cx="2257425" cy="3028105"/>
+            <wp:effectExtent l="0" t="0" r="0" b="1270"/>
+            <wp:docPr id="68221086" name="Picture 9"/>
+            <wp:cNvGraphicFramePr>
+              <a:graphicFrameLocks xmlns:a="http://schemas.openxmlformats.org/drawingml/2006/main" noChangeAspect="1"/>
+            </wp:cNvGraphicFramePr>
+            <a:graphic xmlns:a="http://schemas.openxmlformats.org/drawingml/2006/main">
+              <a:graphicData uri="http://schemas.openxmlformats.org/drawingml/2006/picture">
+                <pic:pic xmlns:pic="http://schemas.openxmlformats.org/drawingml/2006/picture">
+                  <pic:nvPicPr>
+                    <pic:cNvPr id="0" name="Picture 26"/>
+                    <pic:cNvPicPr>
+                      <a:picLocks noChangeAspect="1" noChangeArrowheads="1"/>
+                    </pic:cNvPicPr>
+                  </pic:nvPicPr>
+                  <pic:blipFill>
+                    <a:blip r:embed="rId13">
+                      <a:extLst>
+                        <a:ext uri="{28A0092B-C50C-407E-A947-70E740481C1C}">
+                          <a14:useLocalDpi xmlns:a14="http://schemas.microsoft.com/office/drawing/2010/main" val="0"/>
+                        </a:ext>
+                      </a:extLst>
+                    </a:blip>
+                    <a:srcRect/>
+                    <a:stretch>
+                      <a:fillRect/>
+                    </a:stretch>
+                  </pic:blipFill>
+                  <pic:spPr bwMode="auto">
+                    <a:xfrm>
+                      <a:off x="0" y="0"/>
+                      <a:ext cx="2259287" cy="3030602"/>
+                    </a:xfrm>
+                    <a:prstGeom prst="rect">
+                      <a:avLst/>
+                    </a:prstGeom>
+                    <a:noFill/>
+                    <a:ln>
+                      <a:noFill/>
+                    </a:ln>
+                  </pic:spPr>
+                </pic:pic>
+              </a:graphicData>
+            </a:graphic>
+          </wp:inline>
+        </w:drawing>
+      </w:r>
+    </w:p>
+    <w:p>
+      <w:pPr>
+        <w:rPr>
+          <w:lang w:val="en-GB"/>
+        </w:rPr>
+      </w:pPr>
+      <w:r>
+        <w:rPr>
+          <w:lang w:val="en-GB"/>
+        </w:rPr>
+        <w:t>Open after app Is updated</w:t>
+      </w:r>
+    </w:p>
+    <w:p>
+      <w:pPr>
+        <w:rPr>
+          <w:lang w:val="en-GB"/>
+        </w:rPr>
+      </w:pPr>
+      <w:r>
+        <w:rPr>
+          <w:lang w:val="en-GB"/>
+        </w:rPr>
+        <w:drawing>
+          <wp:inline distT="0" distB="0" distL="0" distR="0" wp14:anchorId="4075F56E" wp14:editId="77ADAEFC">
+            <wp:extent cx="2771775" cy="2237118"/>
+            <wp:effectExtent l="0" t="0" r="0" b="0"/>
+            <wp:docPr id="355177211" name="Picture 11"/>
+            <wp:cNvGraphicFramePr>
+              <a:graphicFrameLocks xmlns:a="http://schemas.openxmlformats.org/drawingml/2006/main" noChangeAspect="1"/>
+            </wp:cNvGraphicFramePr>
+            <a:graphic xmlns:a="http://schemas.openxmlformats.org/drawingml/2006/main">
+              <a:graphicData uri="http://schemas.openxmlformats.org/drawingml/2006/picture">
+                <pic:pic xmlns:pic="http://schemas.openxmlformats.org/drawingml/2006/picture">
+                  <pic:nvPicPr>
+                    <pic:cNvPr id="0" name="Picture 33"/>
+                    <pic:cNvPicPr>
+                      <a:picLocks noChangeAspect="1" noChangeArrowheads="1"/>
+                    </pic:cNvPicPr>
+                  </pic:nvPicPr>
+                  <pic:blipFill>
+                    <a:blip r:embed="rId14">
+                      <a:extLst>
+                        <a:ext uri="{28A0092B-C50C-407E-A947-70E740481C1C}">
+                          <a14:useLocalDpi xmlns:a14="http://schemas.microsoft.com/office/drawing/2010/main" val="0"/>
+                        </a:ext>
+                      </a:extLst>
+                    </a:blip>
+                    <a:srcRect/>
+                    <a:stretch>
+                      <a:fillRect/>
+                    </a:stretch>
+                  </pic:blipFill>
+                  <pic:spPr bwMode="auto">
+                    <a:xfrm>
+                      <a:off x="0" y="0"/>
+                      <a:ext cx="2774283" cy="2239142"/>
+                    </a:xfrm>
+                    <a:prstGeom prst="rect">
+                      <a:avLst/>
+                    </a:prstGeom>
+                    <a:noFill/>
+                    <a:ln>
+                      <a:noFill/>
+                    </a:ln>
+                  </pic:spPr>
+                </pic:pic>
+              </a:graphicData>
+            </a:graphic>
+          </wp:inline>
+        </w:drawing>
+      </w:r>
+    </w:p>
+    <w:p/>
+    <w:p/>
+    <w:p/>
+    <w:p/>
+    <w:p/>
+    <w:p>
       <w:pPr>
         <w:pStyle w:val="Heading2"/>
       </w:pPr>
       <w:r>
+        <w:lastRenderedPageBreak/>
         <w:t>Troubleshooting</w:t>
       </w:r>
     </w:p>
@@ -346,7 +830,6 @@
         <w:pStyle w:val="Heading2"/>
       </w:pPr>
       <w:r>
-        <w:lastRenderedPageBreak/>
         <w:t>You're All Set!</w:t>
       </w:r>
     </w:p>
@@ -12743,6 +13226,19 @@
       <w:shd w:val="clear" w:color="auto" w:fill="E1DFDD"/>
     </w:rPr>
   </w:style>
+  <w:style w:type="paragraph" w:styleId="NormalWeb">
+    <w:name w:val="Normal (Web)"/>
+    <w:basedOn w:val="Normal"/>
+    <w:uiPriority w:val="99"/>
+    <w:semiHidden/>
+    <w:unhideWhenUsed/>
+    <w:rsid w:val="00070A17"/>
+    <w:rPr>
+      <w:rFonts w:ascii="Times New Roman" w:hAnsi="Times New Roman" w:cs="Times New Roman"/>
+      <w:sz w:val="24"/>
+      <w:szCs w:val="24"/>
+    </w:rPr>
+  </w:style>
 </w:styles>
 </file>
 
